--- a/src/rodos_corpus/data/corpus/rendered/production/AKT-BRAK-20260512-01.docx
+++ b/src/rodos_corpus/data/corpus/rendered/production/AKT-BRAK-20260512-01.docx
@@ -23,7 +23,7 @@
         <w:pStyle w:val="Title"/>
       </w:pPr>
       <w:r>
-        <w:t>Акт о браке по детали 45.67.89 от 12.05.2026</w:t>
+        <w:t>Акт о браке по детали 45.67.90 от 12.05.2026</w:t>
       </w:r>
     </w:p>
     <w:p>
@@ -36,12 +36,12 @@
     </w:p>
     <w:p>
       <w:r>
-        <w:t>1.1. При контроле партии детали 45.67.89 «Вал выходной редуктора Р-160» выявлено отклонение по твёрдости после термообработки.</w:t>
+        <w:t>1.1. При контроле партии детали 45.67.90 «Вал промежуточный редуктора Р-160» выявлено занижение твёрдости после закалки ТВЧ.</w:t>
       </w:r>
     </w:p>
     <w:p>
       <w:r>
-        <w:t>1.2. Количество забракованных деталей: 4 шт. из партии 94 шт.</w:t>
+        <w:t>1.2. Количество забракованных деталей: 3 шт. из партии 42 шт.</w:t>
       </w:r>
     </w:p>
     <w:p>
@@ -59,7 +59,7 @@
     </w:p>
     <w:p>
       <w:r>
-        <w:t>2.1. Установленная причина: нарушение режима отпуска.</w:t>
+        <w:t>2.1. Установленная причина: загрязнение индуктора установки ОС-1155.</w:t>
       </w:r>
     </w:p>
     <w:p>
@@ -77,7 +77,7 @@
     </w:p>
     <w:p>
       <w:r>
-        <w:t>3.1. Принятое решение: перешлифовать нельзя, партия переведена в брак.</w:t>
+        <w:t>3.1. Принятое решение: партия направлена на повторную термообработку.</w:t>
       </w:r>
     </w:p>
     <w:p>
@@ -87,7 +87,7 @@
     </w:p>
     <w:p>
       <w:r>
-        <w:t>3.3. Корректирующие действия и срок их выполнения определяются отдельным протоколом разбора.</w:t>
+        <w:t>3.3. Корректирующие действия и срок их выполнения определяются отдельным протоколом разбора: разбор оформлен отчётом 8D-2026-03.</w:t>
       </w:r>
     </w:p>
     <w:p>
